--- a/modelos_prod/PropostaPlantaMemorialART.docx
+++ b/modelos_prod/PropostaPlantaMemorialART.docx
@@ -209,7 +209,7 @@
           <w:color w:val="444746"/>
           <w:sz w:val="24"/>
         </w:rPr>
-        <w:t>DExrenso</w:t>
+        <w:t>${data_extenso}</w:t>
       </w:r>
       <w:proofErr w:type="spellEnd"/>
       <w:r>
@@ -311,7 +311,7 @@
           <w:color w:val="444746"/>
           <w:sz w:val="24"/>
         </w:rPr>
-        <w:t>nome_cliente_salvo</w:t>
+        <w:t>${nome_cliente}</w:t>
       </w:r>
       <w:proofErr w:type="spellEnd"/>
       <w:r>
@@ -386,7 +386,7 @@
           <w:color w:val="1F1F1F"/>
           <w:sz w:val="24"/>
         </w:rPr>
-        <w:t>E-mail:</w:t>
+        <w:t>E-${email_cliente}:</w:t>
       </w:r>
       <w:r>
         <w:rPr>
@@ -411,7 +411,7 @@
           <w:color w:val="444746"/>
           <w:sz w:val="24"/>
         </w:rPr>
-        <w:t>email_salvo</w:t>
+        <w:t>##TEMP_e${email_cliente}_salvo##</w:t>
       </w:r>
       <w:proofErr w:type="spellEnd"/>
       <w:r>
@@ -478,7 +478,7 @@
           <w:color w:val="444746"/>
           <w:sz w:val="24"/>
         </w:rPr>
-        <w:t>whatsapp_salvo</w:t>
+        <w:t>##TEMP_${whatsapp_cliente}_salvo##</w:t>
       </w:r>
       <w:proofErr w:type="spellEnd"/>
       <w:r>
@@ -564,7 +564,7 @@
           <w:color w:val="444746"/>
           <w:sz w:val="24"/>
         </w:rPr>
-        <w:t>endereco_obra</w:t>
+        <w:t>${endereco_obra}</w:t>
       </w:r>
       <w:proofErr w:type="spellEnd"/>
       <w:r>
@@ -631,7 +631,7 @@
           <w:color w:val="444746"/>
           <w:sz w:val="24"/>
         </w:rPr>
-        <w:t>bairro_obra</w:t>
+        <w:t>${bairro_obra}</w:t>
       </w:r>
       <w:proofErr w:type="spellEnd"/>
       <w:r>
@@ -701,7 +701,7 @@
           <w:color w:val="444746"/>
           <w:sz w:val="24"/>
         </w:rPr>
-        <w:t>estado_obra</w:t>
+        <w:t>${estado_obra}</w:t>
       </w:r>
       <w:proofErr w:type="spellEnd"/>
       <w:r>
@@ -782,7 +782,7 @@
           <w:color w:val="444746"/>
           <w:sz w:val="24"/>
         </w:rPr>
-        <w:t>${Empresa}</w:t>
+        <w:t>##TEMP_${empresa_nome}##</w:t>
       </w:r>
       <w:r>
         <w:rPr>
@@ -1300,7 +1300,7 @@
           <w:color w:val="444746"/>
           <w:sz w:val="24"/>
         </w:rPr>
-        <w:t>ValorProposta</w:t>
+        <w:t>${valor_total}</w:t>
       </w:r>
       <w:proofErr w:type="spellEnd"/>
       <w:r>
@@ -1342,7 +1342,7 @@
           <w:color w:val="444746"/>
           <w:sz w:val="24"/>
         </w:rPr>
-        <w:t>ValorExtenso</w:t>
+        <w:t>${valor_extenso}</w:t>
       </w:r>
       <w:proofErr w:type="spellEnd"/>
       <w:r>
@@ -1721,7 +1721,7 @@
           <w:color w:val="444746"/>
           <w:sz w:val="24"/>
         </w:rPr>
-        <w:t>${Empresa}</w:t>
+        <w:t>##TEMP_${empresa_nome}##</w:t>
       </w:r>
       <w:r>
         <w:rPr>
@@ -1762,7 +1762,7 @@
           <w:color w:val="444746"/>
           <w:sz w:val="24"/>
         </w:rPr>
-        <w:t>whatsapp</w:t>
+        <w:t>${whatsapp_cliente}</w:t>
       </w:r>
       <w:proofErr w:type="spellEnd"/>
       <w:r>
